--- a/templates/usulan_perubahan.docx
+++ b/templates/usulan_perubahan.docx
@@ -33,7 +33,7 @@
                 <w:noProof/>
               </w:rPr>
               <w:drawing>
-                <wp:inline distT="0" distB="0" distL="0" distR="0" wp14:anchorId="6C4C53D0" wp14:editId="3945A94D">
+                <wp:inline distT="0" distB="0" distL="0" distR="0" wp14:anchorId="551C9D15" wp14:editId="45C2FF8D">
                   <wp:extent cx="619800" cy="768350"/>
                   <wp:effectExtent l="0" t="0" r="8890" b="0"/>
                   <wp:docPr id="1649622208" name="Gambar 1"/>
@@ -48,7 +48,7 @@
                           <pic:cNvPicPr/>
                         </pic:nvPicPr>
                         <pic:blipFill>
-                          <a:blip r:embed="rId5" cstate="print">
+                          <a:blip r:embed="rId7" cstate="print">
                             <a:extLst>
                               <a:ext uri="{28A0092B-C50C-407E-A947-70E740481C1C}">
                                 <a14:useLocalDpi xmlns:a14="http://schemas.microsoft.com/office/drawing/2010/main" val="0"/>
@@ -145,13 +145,8 @@
           </w:tcPr>
           <w:p>
             <w:r>
-              <w:t xml:space="preserve">No. </w:t>
-            </w:r>
-            <w:proofErr w:type="spellStart"/>
-            <w:r>
-              <w:t>Dokumen</w:t>
-            </w:r>
-            <w:proofErr w:type="spellEnd"/>
+              <w:t>No. Dokumen</w:t>
+            </w:r>
           </w:p>
         </w:tc>
         <w:tc>
@@ -159,21 +154,8 @@
             <w:tcW w:w="2829" w:type="dxa"/>
           </w:tcPr>
           <w:p>
-            <w:proofErr w:type="gramStart"/>
-            <w:r>
-              <w:t xml:space="preserve">{{ </w:t>
-            </w:r>
-            <w:proofErr w:type="spellStart"/>
-            <w:r>
-              <w:t>no</w:t>
-            </w:r>
-            <w:proofErr w:type="gramEnd"/>
-            <w:r>
-              <w:t>_dokumen</w:t>
-            </w:r>
-            <w:proofErr w:type="spellEnd"/>
-            <w:r>
-              <w:t xml:space="preserve"> }}</w:t>
+            <w:r>
+              <w:t>{{ no_dokumen }}</w:t>
             </w:r>
           </w:p>
         </w:tc>
@@ -198,11 +180,9 @@
             <w:tcW w:w="1542" w:type="dxa"/>
           </w:tcPr>
           <w:p>
-            <w:proofErr w:type="spellStart"/>
             <w:r>
               <w:t>Revisi</w:t>
             </w:r>
-            <w:proofErr w:type="spellEnd"/>
           </w:p>
         </w:tc>
         <w:tc>
@@ -210,18 +190,8 @@
             <w:tcW w:w="2829" w:type="dxa"/>
           </w:tcPr>
           <w:p>
-            <w:proofErr w:type="gramStart"/>
-            <w:r>
-              <w:t xml:space="preserve">{{ </w:t>
-            </w:r>
-            <w:proofErr w:type="spellStart"/>
-            <w:r>
-              <w:t>revisi</w:t>
-            </w:r>
-            <w:proofErr w:type="spellEnd"/>
-            <w:proofErr w:type="gramEnd"/>
-            <w:r>
-              <w:t xml:space="preserve"> }}</w:t>
+            <w:r>
+              <w:t>{{ revisi }}</w:t>
             </w:r>
           </w:p>
         </w:tc>
@@ -246,19 +216,9 @@
             <w:tcW w:w="1542" w:type="dxa"/>
           </w:tcPr>
           <w:p>
-            <w:proofErr w:type="spellStart"/>
-            <w:r>
-              <w:t>Tgl</w:t>
-            </w:r>
-            <w:proofErr w:type="spellEnd"/>
-            <w:r>
-              <w:t xml:space="preserve">. </w:t>
-            </w:r>
-            <w:proofErr w:type="spellStart"/>
-            <w:r>
-              <w:t>Efektif</w:t>
-            </w:r>
-            <w:proofErr w:type="spellEnd"/>
+            <w:r>
+              <w:t>Tgl. Efektif</w:t>
+            </w:r>
           </w:p>
         </w:tc>
         <w:tc>
@@ -266,21 +226,8 @@
             <w:tcW w:w="2829" w:type="dxa"/>
           </w:tcPr>
           <w:p>
-            <w:proofErr w:type="gramStart"/>
-            <w:r>
-              <w:t xml:space="preserve">{{ </w:t>
-            </w:r>
-            <w:proofErr w:type="spellStart"/>
-            <w:r>
-              <w:t>tgl</w:t>
-            </w:r>
-            <w:proofErr w:type="gramEnd"/>
-            <w:r>
-              <w:t>_efektif</w:t>
-            </w:r>
-            <w:proofErr w:type="spellEnd"/>
-            <w:r>
-              <w:t xml:space="preserve"> }}</w:t>
+            <w:r>
+              <w:t>{{ tgl_efektif }}</w:t>
             </w:r>
           </w:p>
         </w:tc>
@@ -328,85 +275,12 @@
                 <w:bCs/>
               </w:rPr>
             </w:pPr>
-            <w:proofErr w:type="spellStart"/>
-            <w:r>
-              <w:rPr>
-                <w:b/>
-                <w:bCs/>
-              </w:rPr>
-              <w:t>Deskripsi</w:t>
-            </w:r>
-            <w:proofErr w:type="spellEnd"/>
-            <w:r>
-              <w:rPr>
-                <w:b/>
-                <w:bCs/>
-              </w:rPr>
-              <w:t xml:space="preserve"> </w:t>
-            </w:r>
-            <w:proofErr w:type="spellStart"/>
-            <w:r>
-              <w:rPr>
-                <w:b/>
-                <w:bCs/>
-              </w:rPr>
-              <w:t>Perubahan</w:t>
-            </w:r>
-            <w:proofErr w:type="spellEnd"/>
-            <w:r>
-              <w:rPr>
-                <w:b/>
-                <w:bCs/>
-              </w:rPr>
-              <w:t xml:space="preserve"> (</w:t>
-            </w:r>
-            <w:proofErr w:type="spellStart"/>
-            <w:r>
-              <w:rPr>
-                <w:b/>
-                <w:bCs/>
-              </w:rPr>
-              <w:t>diisi</w:t>
-            </w:r>
-            <w:proofErr w:type="spellEnd"/>
-            <w:r>
-              <w:rPr>
-                <w:b/>
-                <w:bCs/>
-              </w:rPr>
-              <w:t xml:space="preserve"> oleh </w:t>
-            </w:r>
-            <w:proofErr w:type="spellStart"/>
-            <w:r>
-              <w:rPr>
-                <w:b/>
-                <w:bCs/>
-              </w:rPr>
-              <w:t>Pemohon</w:t>
-            </w:r>
-            <w:proofErr w:type="spellEnd"/>
-            <w:r>
-              <w:rPr>
-                <w:b/>
-                <w:bCs/>
-              </w:rPr>
-              <w:t xml:space="preserve"> – </w:t>
-            </w:r>
-            <w:proofErr w:type="spellStart"/>
-            <w:r>
-              <w:rPr>
-                <w:b/>
-                <w:bCs/>
-              </w:rPr>
-              <w:t>Pegawai</w:t>
-            </w:r>
-            <w:proofErr w:type="spellEnd"/>
-            <w:r>
-              <w:rPr>
-                <w:b/>
-                <w:bCs/>
-              </w:rPr>
-              <w:t>)</w:t>
+            <w:r>
+              <w:rPr>
+                <w:b/>
+                <w:bCs/>
+              </w:rPr>
+              <w:t>Deskripsi Perubahan (diisi oleh Pemohon – Pegawai)</w:t>
             </w:r>
           </w:p>
         </w:tc>
@@ -433,30 +307,8 @@
             <w:gridSpan w:val="4"/>
           </w:tcPr>
           <w:p>
-            <w:proofErr w:type="gramStart"/>
-            <w:r>
-              <w:t>{{</w:t>
-            </w:r>
-            <w:r>
-              <w:t xml:space="preserve"> </w:t>
-            </w:r>
-            <w:proofErr w:type="spellStart"/>
-            <w:r>
-              <w:t>no</w:t>
-            </w:r>
-            <w:proofErr w:type="gramEnd"/>
-            <w:r>
-              <w:t>_</w:t>
-            </w:r>
-            <w:r>
-              <w:t>usulan</w:t>
-            </w:r>
-            <w:proofErr w:type="spellEnd"/>
-            <w:r>
-              <w:t xml:space="preserve"> </w:t>
-            </w:r>
-            <w:r>
-              <w:t>}}</w:t>
+            <w:r>
+              <w:t>{{ no_usulan }}</w:t>
             </w:r>
           </w:p>
         </w:tc>
@@ -466,36 +318,15 @@
             <w:gridSpan w:val="7"/>
           </w:tcPr>
           <w:p>
-            <w:proofErr w:type="spellStart"/>
-            <w:r>
-              <w:t>Tanggal</w:t>
-            </w:r>
-            <w:proofErr w:type="spellEnd"/>
-            <w:r>
-              <w:t>:</w:t>
-            </w:r>
-            <w:r>
-              <w:t xml:space="preserve"> </w:t>
-            </w:r>
-            <w:proofErr w:type="gramStart"/>
-            <w:r>
-              <w:t xml:space="preserve">{{ </w:t>
-            </w:r>
-            <w:proofErr w:type="spellStart"/>
-            <w:r>
-              <w:t>tanggal</w:t>
-            </w:r>
-            <w:proofErr w:type="spellEnd"/>
-            <w:proofErr w:type="gramEnd"/>
-            <w:r>
-              <w:t xml:space="preserve"> }}</w:t>
+            <w:r>
+              <w:t>Tanggal: {{ tanggal }}</w:t>
             </w:r>
           </w:p>
         </w:tc>
       </w:tr>
       <w:tr>
         <w:trPr>
-          <w:trHeight w:val="547"/>
+          <w:trHeight w:val="412"/>
         </w:trPr>
         <w:tc>
           <w:tcPr>
@@ -503,13 +334,8 @@
             <w:gridSpan w:val="2"/>
           </w:tcPr>
           <w:p>
-            <w:proofErr w:type="spellStart"/>
-            <w:r>
-              <w:t>Diminta</w:t>
-            </w:r>
-            <w:proofErr w:type="spellEnd"/>
-            <w:r>
-              <w:t xml:space="preserve"> oleh:</w:t>
+            <w:r>
+              <w:t>Diminta oleh:</w:t>
             </w:r>
           </w:p>
         </w:tc>
@@ -520,15 +346,7 @@
           </w:tcPr>
           <w:p>
             <w:r>
-              <w:t>{{</w:t>
-            </w:r>
-            <w:proofErr w:type="spellStart"/>
-            <w:r>
-              <w:t>diminta_oleh</w:t>
-            </w:r>
-            <w:proofErr w:type="spellEnd"/>
-            <w:r>
-              <w:t>}}</w:t>
+              <w:t>{{diminta_oleh}}</w:t>
             </w:r>
           </w:p>
         </w:tc>
@@ -538,13 +356,8 @@
             <w:gridSpan w:val="2"/>
           </w:tcPr>
           <w:p>
-            <w:proofErr w:type="spellStart"/>
-            <w:r>
-              <w:t>Jabatan</w:t>
-            </w:r>
-            <w:proofErr w:type="spellEnd"/>
-            <w:r>
-              <w:t>:</w:t>
+            <w:r>
+              <w:t>Jabatan:</w:t>
             </w:r>
           </w:p>
         </w:tc>
@@ -554,18 +367,8 @@
             <w:gridSpan w:val="4"/>
           </w:tcPr>
           <w:p>
-            <w:proofErr w:type="gramStart"/>
-            <w:r>
-              <w:t xml:space="preserve">{{ </w:t>
-            </w:r>
-            <w:proofErr w:type="spellStart"/>
-            <w:r>
-              <w:t>jabatan</w:t>
-            </w:r>
-            <w:proofErr w:type="spellEnd"/>
-            <w:proofErr w:type="gramEnd"/>
-            <w:r>
-              <w:t xml:space="preserve"> }}</w:t>
+            <w:r>
+              <w:t>{{ jabatan }}</w:t>
             </w:r>
           </w:p>
         </w:tc>
@@ -574,7 +377,7 @@
         <w:trPr>
           <w:gridAfter w:val="1"/>
           <w:wAfter w:w="6" w:type="dxa"/>
-          <w:trHeight w:val="1104"/>
+          <w:trHeight w:val="1281"/>
         </w:trPr>
         <w:tc>
           <w:tcPr>
@@ -582,37 +385,8 @@
             <w:gridSpan w:val="13"/>
           </w:tcPr>
           <w:p>
-            <w:proofErr w:type="spellStart"/>
-            <w:r>
-              <w:t>Deskripsi</w:t>
-            </w:r>
-            <w:proofErr w:type="spellEnd"/>
-            <w:r>
-              <w:t xml:space="preserve"> </w:t>
-            </w:r>
-            <w:proofErr w:type="spellStart"/>
-            <w:r>
-              <w:t>Perubahan</w:t>
-            </w:r>
-            <w:proofErr w:type="spellEnd"/>
-            <w:r>
-              <w:t xml:space="preserve">: </w:t>
-            </w:r>
-            <w:proofErr w:type="gramStart"/>
-            <w:r>
-              <w:t xml:space="preserve">{{ </w:t>
-            </w:r>
-            <w:proofErr w:type="spellStart"/>
-            <w:r>
-              <w:t>deskripsi</w:t>
-            </w:r>
-            <w:proofErr w:type="gramEnd"/>
-            <w:r>
-              <w:t>_perubahan</w:t>
-            </w:r>
-            <w:proofErr w:type="spellEnd"/>
-            <w:r>
-              <w:t xml:space="preserve"> }}</w:t>
+            <w:r>
+              <w:t>Deskripsi Perubahan: {{ deskripsi_perubahan }}</w:t>
             </w:r>
           </w:p>
         </w:tc>
@@ -629,47 +403,7 @@
           </w:tcPr>
           <w:p>
             <w:r>
-              <w:t xml:space="preserve">Hasil </w:t>
-            </w:r>
-            <w:proofErr w:type="spellStart"/>
-            <w:r>
-              <w:t>Perubahan</w:t>
-            </w:r>
-            <w:proofErr w:type="spellEnd"/>
-            <w:r>
-              <w:t xml:space="preserve"> </w:t>
-            </w:r>
-            <w:proofErr w:type="spellStart"/>
-            <w:r>
-              <w:t>dibutuhkan</w:t>
-            </w:r>
-            <w:proofErr w:type="spellEnd"/>
-            <w:r>
-              <w:t xml:space="preserve"> pada </w:t>
-            </w:r>
-            <w:proofErr w:type="spellStart"/>
-            <w:r>
-              <w:t>tanggal</w:t>
-            </w:r>
-            <w:proofErr w:type="spellEnd"/>
-            <w:r>
-              <w:t xml:space="preserve">: </w:t>
-            </w:r>
-            <w:proofErr w:type="gramStart"/>
-            <w:r>
-              <w:t xml:space="preserve">{{ </w:t>
-            </w:r>
-            <w:proofErr w:type="spellStart"/>
-            <w:r>
-              <w:t>tgl</w:t>
-            </w:r>
-            <w:proofErr w:type="gramEnd"/>
-            <w:r>
-              <w:t>_dibutuhkan</w:t>
-            </w:r>
-            <w:proofErr w:type="spellEnd"/>
-            <w:r>
-              <w:t xml:space="preserve"> }}</w:t>
+              <w:t>Hasil Perubahan dibutuhkan pada tanggal: {{ tgl_dibutuhkan }}</w:t>
             </w:r>
           </w:p>
         </w:tc>
@@ -678,7 +412,7 @@
         <w:trPr>
           <w:gridAfter w:val="1"/>
           <w:wAfter w:w="6" w:type="dxa"/>
-          <w:trHeight w:val="826"/>
+          <w:trHeight w:val="989"/>
         </w:trPr>
         <w:tc>
           <w:tcPr>
@@ -687,31 +421,7 @@
           </w:tcPr>
           <w:p>
             <w:r>
-              <w:t xml:space="preserve">Alasan </w:t>
-            </w:r>
-            <w:proofErr w:type="spellStart"/>
-            <w:r>
-              <w:t>perubahan</w:t>
-            </w:r>
-            <w:proofErr w:type="spellEnd"/>
-            <w:r>
-              <w:t xml:space="preserve">: </w:t>
-            </w:r>
-            <w:proofErr w:type="gramStart"/>
-            <w:r>
-              <w:t xml:space="preserve">{{ </w:t>
-            </w:r>
-            <w:proofErr w:type="spellStart"/>
-            <w:r>
-              <w:t>alasan</w:t>
-            </w:r>
-            <w:proofErr w:type="gramEnd"/>
-            <w:r>
-              <w:t>_perubahan</w:t>
-            </w:r>
-            <w:proofErr w:type="spellEnd"/>
-            <w:r>
-              <w:t xml:space="preserve"> }}</w:t>
+              <w:t>Alasan perubahan: {{ alasan_perubahan }}</w:t>
             </w:r>
           </w:p>
         </w:tc>
@@ -720,7 +430,7 @@
         <w:trPr>
           <w:gridAfter w:val="1"/>
           <w:wAfter w:w="6" w:type="dxa"/>
-          <w:trHeight w:val="1104"/>
+          <w:trHeight w:val="1545"/>
         </w:trPr>
         <w:tc>
           <w:tcPr>
@@ -729,23 +439,7 @@
           </w:tcPr>
           <w:p>
             <w:r>
-              <w:t xml:space="preserve">Tanda </w:t>
-            </w:r>
-            <w:proofErr w:type="spellStart"/>
-            <w:r>
-              <w:t>tangan</w:t>
-            </w:r>
-            <w:proofErr w:type="spellEnd"/>
-            <w:r>
-              <w:t xml:space="preserve"> </w:t>
-            </w:r>
-            <w:proofErr w:type="spellStart"/>
-            <w:r>
-              <w:t>Pemohon</w:t>
-            </w:r>
-            <w:proofErr w:type="spellEnd"/>
-            <w:r>
-              <w:t>:</w:t>
+              <w:t>Tanda tangan Pemohon:</w:t>
             </w:r>
           </w:p>
         </w:tc>
@@ -754,24 +448,14 @@
             <w:tcW w:w="6939" w:type="dxa"/>
             <w:gridSpan w:val="11"/>
           </w:tcPr>
-          <w:p>
-            <w:proofErr w:type="gramStart"/>
-            <w:r>
-              <w:t xml:space="preserve">{{ </w:t>
-            </w:r>
-            <w:proofErr w:type="spellStart"/>
-            <w:r>
-              <w:t>tanda</w:t>
-            </w:r>
-            <w:proofErr w:type="gramEnd"/>
-            <w:r>
-              <w:t>_tangan_pemohon</w:t>
-            </w:r>
-            <w:proofErr w:type="spellEnd"/>
-            <w:r>
-              <w:t xml:space="preserve"> }}</w:t>
-            </w:r>
-          </w:p>
+          <w:p/>
+          <w:p>
+            <w:r>
+              <w:t>{{ tanda_tangan_pemohon }}</w:t>
+            </w:r>
+          </w:p>
+          <w:p/>
+          <w:p/>
         </w:tc>
       </w:tr>
       <w:tr>
@@ -792,117 +476,106 @@
                 <w:bCs/>
               </w:rPr>
             </w:pPr>
-            <w:proofErr w:type="spellStart"/>
-            <w:r>
-              <w:rPr>
-                <w:b/>
-                <w:bCs/>
-              </w:rPr>
-              <w:t>Evaluasi</w:t>
-            </w:r>
-            <w:proofErr w:type="spellEnd"/>
-            <w:r>
-              <w:rPr>
-                <w:b/>
-                <w:bCs/>
-              </w:rPr>
-              <w:t xml:space="preserve"> </w:t>
-            </w:r>
-            <w:proofErr w:type="spellStart"/>
-            <w:r>
-              <w:rPr>
-                <w:b/>
-                <w:bCs/>
-              </w:rPr>
-              <w:t>Dampak</w:t>
-            </w:r>
-            <w:proofErr w:type="spellEnd"/>
-            <w:r>
-              <w:rPr>
-                <w:b/>
-                <w:bCs/>
-              </w:rPr>
-              <w:t xml:space="preserve"> </w:t>
-            </w:r>
-            <w:proofErr w:type="spellStart"/>
-            <w:r>
-              <w:rPr>
-                <w:b/>
-                <w:bCs/>
-              </w:rPr>
-              <w:t>Perubahan</w:t>
-            </w:r>
-            <w:proofErr w:type="spellEnd"/>
-            <w:r>
-              <w:rPr>
-                <w:b/>
-                <w:bCs/>
-              </w:rPr>
-              <w:t xml:space="preserve"> (</w:t>
-            </w:r>
-            <w:proofErr w:type="spellStart"/>
-            <w:r>
-              <w:rPr>
-                <w:b/>
-                <w:bCs/>
-              </w:rPr>
-              <w:t>diisi</w:t>
-            </w:r>
-            <w:proofErr w:type="spellEnd"/>
-            <w:r>
-              <w:rPr>
-                <w:b/>
-                <w:bCs/>
-              </w:rPr>
-              <w:t xml:space="preserve"> oleh </w:t>
-            </w:r>
-            <w:proofErr w:type="spellStart"/>
-            <w:r>
-              <w:rPr>
-                <w:b/>
-                <w:bCs/>
-              </w:rPr>
-              <w:t>Penanggung</w:t>
-            </w:r>
-            <w:proofErr w:type="spellEnd"/>
-            <w:r>
-              <w:rPr>
-                <w:b/>
-                <w:bCs/>
-              </w:rPr>
-              <w:t xml:space="preserve"> Jawab – </w:t>
-            </w:r>
-            <w:proofErr w:type="spellStart"/>
-            <w:r>
-              <w:rPr>
-                <w:b/>
-                <w:bCs/>
-              </w:rPr>
-              <w:t>Ketua</w:t>
-            </w:r>
-            <w:proofErr w:type="spellEnd"/>
-            <w:r>
-              <w:rPr>
-                <w:b/>
-                <w:bCs/>
-              </w:rPr>
-              <w:t xml:space="preserve"> Tim </w:t>
-            </w:r>
-            <w:proofErr w:type="spellStart"/>
-            <w:r>
-              <w:rPr>
-                <w:b/>
-                <w:bCs/>
-              </w:rPr>
-              <w:t>Kerja</w:t>
-            </w:r>
-            <w:proofErr w:type="spellEnd"/>
-            <w:r>
-              <w:rPr>
-                <w:b/>
-                <w:bCs/>
-              </w:rPr>
-              <w:t>)</w:t>
+            <w:r>
+              <w:rPr>
+                <w:b/>
+                <w:bCs/>
+              </w:rPr>
+              <w:t>Evaluasi Dampak Perubahan (diisi oleh Penanggung Jawab – Ketua Tim Kerja)</w:t>
+            </w:r>
+          </w:p>
+        </w:tc>
+      </w:tr>
+      <w:tr>
+        <w:trPr>
+          <w:trHeight w:val="627"/>
+        </w:trPr>
+        <w:tc>
+          <w:tcPr>
+            <w:tcW w:w="1271" w:type="dxa"/>
+            <w:vMerge w:val="restart"/>
+          </w:tcPr>
+          <w:p>
+            <w:pPr>
+              <w:rPr>
+                <w:b/>
+                <w:bCs/>
+              </w:rPr>
+            </w:pPr>
+            <w:r>
+              <w:rPr>
+                <w:b/>
+                <w:bCs/>
+              </w:rPr>
+              <w:t>Tipe Perubahan</w:t>
+            </w:r>
+          </w:p>
+        </w:tc>
+        <w:tc>
+          <w:tcPr>
+            <w:tcW w:w="992" w:type="dxa"/>
+            <w:gridSpan w:val="2"/>
+          </w:tcPr>
+          <w:p>
+            <w:pPr>
+              <w:jc w:val="center"/>
+              <w:rPr>
+                <w:b/>
+                <w:bCs/>
+              </w:rPr>
+            </w:pPr>
+            <w:r>
+              <w:rPr>
+                <w:rFonts w:ascii="Segoe UI Symbol" w:hAnsi="Segoe UI Symbol" w:cs="Segoe UI Symbol"/>
+                <w:b/>
+                <w:bCs/>
+              </w:rPr>
+              <w:t>{{is_hardware}}</w:t>
+            </w:r>
+          </w:p>
+        </w:tc>
+        <w:tc>
+          <w:tcPr>
+            <w:tcW w:w="2127" w:type="dxa"/>
+            <w:gridSpan w:val="3"/>
+          </w:tcPr>
+          <w:p>
+            <w:r>
+              <w:t>Perangkat Keras</w:t>
+            </w:r>
+          </w:p>
+        </w:tc>
+        <w:tc>
+          <w:tcPr>
+            <w:tcW w:w="708" w:type="dxa"/>
+            <w:gridSpan w:val="2"/>
+          </w:tcPr>
+          <w:p>
+            <w:pPr>
+              <w:jc w:val="center"/>
+              <w:rPr>
+                <w:b/>
+                <w:bCs/>
+              </w:rPr>
+            </w:pPr>
+            <w:r>
+              <w:rPr>
+                <w:rFonts w:ascii="Segoe UI Symbol" w:hAnsi="Segoe UI Symbol" w:cs="Segoe UI Symbol"/>
+                <w:b/>
+                <w:bCs/>
+              </w:rPr>
+              <w:t>{{is_database}}</w:t>
+            </w:r>
+          </w:p>
+        </w:tc>
+        <w:tc>
+          <w:tcPr>
+            <w:tcW w:w="3969" w:type="dxa"/>
+            <w:gridSpan w:val="6"/>
+          </w:tcPr>
+          <w:p>
+            <w:r>
+              <w:t>Database</w:t>
             </w:r>
           </w:p>
         </w:tc>
@@ -914,7 +587,7 @@
         <w:tc>
           <w:tcPr>
             <w:tcW w:w="1271" w:type="dxa"/>
-            <w:vMerge w:val="restart"/>
+            <w:vMerge/>
           </w:tcPr>
           <w:p>
             <w:pPr>
@@ -923,31 +596,6 @@
                 <w:bCs/>
               </w:rPr>
             </w:pPr>
-            <w:proofErr w:type="spellStart"/>
-            <w:r>
-              <w:rPr>
-                <w:b/>
-                <w:bCs/>
-              </w:rPr>
-              <w:t>Tipe</w:t>
-            </w:r>
-            <w:proofErr w:type="spellEnd"/>
-            <w:r>
-              <w:rPr>
-                <w:b/>
-                <w:bCs/>
-              </w:rPr>
-              <w:t xml:space="preserve"> </w:t>
-            </w:r>
-            <w:proofErr w:type="spellStart"/>
-            <w:r>
-              <w:rPr>
-                <w:b/>
-                <w:bCs/>
-              </w:rPr>
-              <w:t>Perubahan</w:t>
-            </w:r>
-            <w:proofErr w:type="spellEnd"/>
           </w:p>
         </w:tc>
         <w:tc>
@@ -969,25 +617,7 @@
                 <w:b/>
                 <w:bCs/>
               </w:rPr>
-              <w:t>{{</w:t>
-            </w:r>
-            <w:proofErr w:type="spellStart"/>
-            <w:r>
-              <w:rPr>
-                <w:rFonts w:ascii="Segoe UI Symbol" w:hAnsi="Segoe UI Symbol" w:cs="Segoe UI Symbol"/>
-                <w:b/>
-                <w:bCs/>
-              </w:rPr>
-              <w:t>is_hardware</w:t>
-            </w:r>
-            <w:proofErr w:type="spellEnd"/>
-            <w:r>
-              <w:rPr>
-                <w:rFonts w:ascii="Segoe UI Symbol" w:hAnsi="Segoe UI Symbol" w:cs="Segoe UI Symbol"/>
-                <w:b/>
-                <w:bCs/>
-              </w:rPr>
-              <w:t>}}</w:t>
+              <w:t>{{is_konfigurasi}}</w:t>
             </w:r>
           </w:p>
         </w:tc>
@@ -997,25 +627,16 @@
             <w:gridSpan w:val="3"/>
           </w:tcPr>
           <w:p>
-            <w:proofErr w:type="spellStart"/>
-            <w:r>
-              <w:t>Perangkat</w:t>
-            </w:r>
-            <w:proofErr w:type="spellEnd"/>
-            <w:r>
-              <w:t xml:space="preserve"> </w:t>
-            </w:r>
-            <w:proofErr w:type="spellStart"/>
-            <w:r>
-              <w:t>Keras</w:t>
-            </w:r>
-            <w:proofErr w:type="spellEnd"/>
+            <w:r>
+              <w:t>Konfigurasi</w:t>
+            </w:r>
           </w:p>
         </w:tc>
         <w:tc>
           <w:tcPr>
             <w:tcW w:w="708" w:type="dxa"/>
             <w:gridSpan w:val="2"/>
+            <w:vAlign w:val="center"/>
           </w:tcPr>
           <w:p>
             <w:pPr>
@@ -1031,25 +652,7 @@
                 <w:b/>
                 <w:bCs/>
               </w:rPr>
-              <w:t>{{</w:t>
-            </w:r>
-            <w:proofErr w:type="spellStart"/>
-            <w:r>
-              <w:rPr>
-                <w:rFonts w:ascii="Segoe UI Symbol" w:hAnsi="Segoe UI Symbol" w:cs="Segoe UI Symbol"/>
-                <w:b/>
-                <w:bCs/>
-              </w:rPr>
-              <w:t>is_database</w:t>
-            </w:r>
-            <w:proofErr w:type="spellEnd"/>
-            <w:r>
-              <w:rPr>
-                <w:rFonts w:ascii="Segoe UI Symbol" w:hAnsi="Segoe UI Symbol" w:cs="Segoe UI Symbol"/>
-                <w:b/>
-                <w:bCs/>
-              </w:rPr>
-              <w:t>}}</w:t>
+              <w:t>{{is_utilities}}</w:t>
             </w:r>
           </w:p>
         </w:tc>
@@ -1060,7 +663,88 @@
           </w:tcPr>
           <w:p>
             <w:r>
-              <w:t>Database</w:t>
+              <w:t>Utilities</w:t>
+            </w:r>
+          </w:p>
+        </w:tc>
+      </w:tr>
+      <w:tr>
+        <w:tc>
+          <w:tcPr>
+            <w:tcW w:w="1271" w:type="dxa"/>
+            <w:vMerge/>
+          </w:tcPr>
+          <w:p>
+            <w:pPr>
+              <w:rPr>
+                <w:b/>
+                <w:bCs/>
+              </w:rPr>
+            </w:pPr>
+          </w:p>
+        </w:tc>
+        <w:tc>
+          <w:tcPr>
+            <w:tcW w:w="992" w:type="dxa"/>
+            <w:gridSpan w:val="2"/>
+          </w:tcPr>
+          <w:p>
+            <w:pPr>
+              <w:jc w:val="center"/>
+              <w:rPr>
+                <w:b/>
+                <w:bCs/>
+              </w:rPr>
+            </w:pPr>
+            <w:r>
+              <w:rPr>
+                <w:rFonts w:ascii="Segoe UI Symbol" w:hAnsi="Segoe UI Symbol" w:cs="Segoe UI Symbol"/>
+                <w:b/>
+                <w:bCs/>
+              </w:rPr>
+              <w:t>{{is_software}}</w:t>
+            </w:r>
+          </w:p>
+        </w:tc>
+        <w:tc>
+          <w:tcPr>
+            <w:tcW w:w="2127" w:type="dxa"/>
+            <w:gridSpan w:val="3"/>
+          </w:tcPr>
+          <w:p>
+            <w:r>
+              <w:t>Software / Aplikasi</w:t>
+            </w:r>
+          </w:p>
+        </w:tc>
+        <w:tc>
+          <w:tcPr>
+            <w:tcW w:w="708" w:type="dxa"/>
+            <w:gridSpan w:val="2"/>
+            <w:vAlign w:val="center"/>
+          </w:tcPr>
+          <w:p>
+            <w:pPr>
+              <w:jc w:val="center"/>
+            </w:pPr>
+            <w:r>
+              <w:rPr>
+                <w:rFonts w:ascii="Segoe UI Symbol" w:hAnsi="Segoe UI Symbol" w:cs="Segoe UI Symbol"/>
+                <w:b/>
+                <w:bCs/>
+              </w:rPr>
+              <w:t>{{is_lainnya}}</w:t>
+            </w:r>
+          </w:p>
+        </w:tc>
+        <w:tc>
+          <w:tcPr>
+            <w:tcW w:w="3969" w:type="dxa"/>
+            <w:gridSpan w:val="6"/>
+          </w:tcPr>
+          <w:p>
+            <w:r>
+              <w:t>{{is_sendiri_text}}</w:t>
             </w:r>
           </w:p>
         </w:tc>
@@ -1072,7 +756,7 @@
         <w:tc>
           <w:tcPr>
             <w:tcW w:w="1271" w:type="dxa"/>
-            <w:vMerge/>
+            <w:vMerge w:val="restart"/>
           </w:tcPr>
           <w:p>
             <w:pPr>
@@ -1081,261 +765,13 @@
                 <w:bCs/>
               </w:rPr>
             </w:pPr>
-          </w:p>
-        </w:tc>
-        <w:tc>
-          <w:tcPr>
-            <w:tcW w:w="992" w:type="dxa"/>
-            <w:gridSpan w:val="2"/>
-          </w:tcPr>
-          <w:p>
-            <w:pPr>
-              <w:jc w:val="center"/>
-              <w:rPr>
-                <w:b/>
-                <w:bCs/>
-              </w:rPr>
-            </w:pPr>
-            <w:r>
-              <w:rPr>
-                <w:rFonts w:ascii="Segoe UI Symbol" w:hAnsi="Segoe UI Symbol" w:cs="Segoe UI Symbol"/>
-                <w:b/>
-                <w:bCs/>
-              </w:rPr>
-              <w:t>{{</w:t>
-            </w:r>
-            <w:proofErr w:type="spellStart"/>
-            <w:r>
-              <w:rPr>
-                <w:rFonts w:ascii="Segoe UI Symbol" w:hAnsi="Segoe UI Symbol" w:cs="Segoe UI Symbol"/>
-                <w:b/>
-                <w:bCs/>
-              </w:rPr>
-              <w:t>is_konfigurasi</w:t>
-            </w:r>
-            <w:proofErr w:type="spellEnd"/>
-            <w:r>
-              <w:rPr>
-                <w:rFonts w:ascii="Segoe UI Symbol" w:hAnsi="Segoe UI Symbol" w:cs="Segoe UI Symbol"/>
-                <w:b/>
-                <w:bCs/>
-              </w:rPr>
-              <w:t>}}</w:t>
-            </w:r>
-          </w:p>
-        </w:tc>
-        <w:tc>
-          <w:tcPr>
-            <w:tcW w:w="2127" w:type="dxa"/>
-            <w:gridSpan w:val="3"/>
-          </w:tcPr>
-          <w:p>
-            <w:proofErr w:type="spellStart"/>
-            <w:r>
-              <w:t>Konfigurasi</w:t>
-            </w:r>
-            <w:proofErr w:type="spellEnd"/>
-          </w:p>
-        </w:tc>
-        <w:tc>
-          <w:tcPr>
-            <w:tcW w:w="708" w:type="dxa"/>
-            <w:gridSpan w:val="2"/>
-            <w:vAlign w:val="center"/>
-          </w:tcPr>
-          <w:p>
-            <w:pPr>
-              <w:jc w:val="center"/>
-              <w:rPr>
-                <w:b/>
-                <w:bCs/>
-              </w:rPr>
-            </w:pPr>
-            <w:r>
-              <w:rPr>
-                <w:rFonts w:ascii="Segoe UI Symbol" w:hAnsi="Segoe UI Symbol" w:cs="Segoe UI Symbol"/>
-                <w:b/>
-                <w:bCs/>
-              </w:rPr>
-              <w:t>{{</w:t>
-            </w:r>
-            <w:proofErr w:type="spellStart"/>
-            <w:r>
-              <w:rPr>
-                <w:rFonts w:ascii="Segoe UI Symbol" w:hAnsi="Segoe UI Symbol" w:cs="Segoe UI Symbol"/>
-                <w:b/>
-                <w:bCs/>
-              </w:rPr>
-              <w:t>is_utilities</w:t>
-            </w:r>
-            <w:proofErr w:type="spellEnd"/>
-            <w:r>
-              <w:rPr>
-                <w:rFonts w:ascii="Segoe UI Symbol" w:hAnsi="Segoe UI Symbol" w:cs="Segoe UI Symbol"/>
-                <w:b/>
-                <w:bCs/>
-              </w:rPr>
-              <w:t>}}</w:t>
-            </w:r>
-          </w:p>
-        </w:tc>
-        <w:tc>
-          <w:tcPr>
-            <w:tcW w:w="3969" w:type="dxa"/>
-            <w:gridSpan w:val="6"/>
-          </w:tcPr>
-          <w:p>
-            <w:r>
-              <w:t>Utilities</w:t>
-            </w:r>
-          </w:p>
-        </w:tc>
-      </w:tr>
-      <w:tr>
-        <w:tc>
-          <w:tcPr>
-            <w:tcW w:w="1271" w:type="dxa"/>
-            <w:vMerge/>
-          </w:tcPr>
-          <w:p>
-            <w:pPr>
-              <w:rPr>
-                <w:b/>
-                <w:bCs/>
-              </w:rPr>
-            </w:pPr>
-          </w:p>
-        </w:tc>
-        <w:tc>
-          <w:tcPr>
-            <w:tcW w:w="992" w:type="dxa"/>
-            <w:gridSpan w:val="2"/>
-          </w:tcPr>
-          <w:p>
-            <w:pPr>
-              <w:jc w:val="center"/>
-              <w:rPr>
-                <w:b/>
-                <w:bCs/>
-              </w:rPr>
-            </w:pPr>
-            <w:r>
-              <w:rPr>
-                <w:rFonts w:ascii="Segoe UI Symbol" w:hAnsi="Segoe UI Symbol" w:cs="Segoe UI Symbol"/>
-                <w:b/>
-                <w:bCs/>
-              </w:rPr>
-              <w:t>{{</w:t>
-            </w:r>
-            <w:proofErr w:type="spellStart"/>
-            <w:r>
-              <w:rPr>
-                <w:rFonts w:ascii="Segoe UI Symbol" w:hAnsi="Segoe UI Symbol" w:cs="Segoe UI Symbol"/>
-                <w:b/>
-                <w:bCs/>
-              </w:rPr>
-              <w:t>is_software</w:t>
-            </w:r>
-            <w:proofErr w:type="spellEnd"/>
-            <w:r>
-              <w:rPr>
-                <w:rFonts w:ascii="Segoe UI Symbol" w:hAnsi="Segoe UI Symbol" w:cs="Segoe UI Symbol"/>
-                <w:b/>
-                <w:bCs/>
-              </w:rPr>
-              <w:t>}}</w:t>
-            </w:r>
-          </w:p>
-        </w:tc>
-        <w:tc>
-          <w:tcPr>
-            <w:tcW w:w="2127" w:type="dxa"/>
-            <w:gridSpan w:val="3"/>
-          </w:tcPr>
-          <w:p>
-            <w:r>
-              <w:t xml:space="preserve">Software / </w:t>
-            </w:r>
-            <w:proofErr w:type="spellStart"/>
-            <w:r>
-              <w:t>Aplikasi</w:t>
-            </w:r>
-            <w:proofErr w:type="spellEnd"/>
-          </w:p>
-        </w:tc>
-        <w:tc>
-          <w:tcPr>
-            <w:tcW w:w="708" w:type="dxa"/>
-            <w:gridSpan w:val="2"/>
-            <w:vAlign w:val="center"/>
-          </w:tcPr>
-          <w:p>
-            <w:pPr>
-              <w:jc w:val="center"/>
-            </w:pPr>
-          </w:p>
-        </w:tc>
-        <w:tc>
-          <w:tcPr>
-            <w:tcW w:w="3969" w:type="dxa"/>
-            <w:gridSpan w:val="6"/>
-          </w:tcPr>
-          <w:p>
-            <w:r>
-              <w:t xml:space="preserve">[Isi </w:t>
-            </w:r>
-            <w:proofErr w:type="spellStart"/>
-            <w:r>
-              <w:t>Sendiri</w:t>
-            </w:r>
-            <w:proofErr w:type="spellEnd"/>
-            <w:r>
-              <w:t>]</w:t>
-            </w:r>
-          </w:p>
-        </w:tc>
-      </w:tr>
-      <w:tr>
-        <w:trPr>
-          <w:trHeight w:val="162"/>
-        </w:trPr>
-        <w:tc>
-          <w:tcPr>
-            <w:tcW w:w="1271" w:type="dxa"/>
-            <w:vMerge w:val="restart"/>
-          </w:tcPr>
-          <w:p>
-            <w:pPr>
-              <w:rPr>
-                <w:b/>
-                <w:bCs/>
-              </w:rPr>
-            </w:pPr>
-            <w:proofErr w:type="spellStart"/>
-            <w:r>
-              <w:rPr>
-                <w:b/>
-                <w:bCs/>
-              </w:rPr>
-              <w:t>Prioritas</w:t>
-            </w:r>
-            <w:proofErr w:type="spellEnd"/>
-            <w:r>
-              <w:rPr>
-                <w:b/>
-                <w:bCs/>
-              </w:rPr>
-              <w:t xml:space="preserve"> </w:t>
-            </w:r>
-            <w:proofErr w:type="spellStart"/>
-            <w:r>
-              <w:rPr>
-                <w:b/>
-                <w:bCs/>
-              </w:rPr>
-              <w:t>Perubahan</w:t>
-            </w:r>
-            <w:proofErr w:type="spellEnd"/>
+            <w:r>
+              <w:rPr>
+                <w:b/>
+                <w:bCs/>
+              </w:rPr>
+              <w:t>Prioritas Perubahan</w:t>
+            </w:r>
           </w:p>
         </w:tc>
         <w:tc>
@@ -1359,25 +795,7 @@
                 <w:b/>
                 <w:bCs/>
               </w:rPr>
-              <w:t>{{</w:t>
-            </w:r>
-            <w:proofErr w:type="spellStart"/>
-            <w:r>
-              <w:rPr>
-                <w:rFonts w:ascii="Segoe UI Symbol" w:hAnsi="Segoe UI Symbol" w:cs="Segoe UI Symbol"/>
-                <w:b/>
-                <w:bCs/>
-              </w:rPr>
-              <w:t>is_normal</w:t>
-            </w:r>
-            <w:proofErr w:type="spellEnd"/>
-            <w:r>
-              <w:rPr>
-                <w:rFonts w:ascii="Segoe UI Symbol" w:hAnsi="Segoe UI Symbol" w:cs="Segoe UI Symbol"/>
-                <w:b/>
-                <w:bCs/>
-              </w:rPr>
-              <w:t>}}</w:t>
+              <w:t>{{is_normal}}</w:t>
             </w:r>
           </w:p>
         </w:tc>
@@ -1414,25 +832,7 @@
                 <w:b/>
                 <w:bCs/>
               </w:rPr>
-              <w:t>{{</w:t>
-            </w:r>
-            <w:proofErr w:type="spellStart"/>
-            <w:r>
-              <w:rPr>
-                <w:rFonts w:ascii="Segoe UI Symbol" w:hAnsi="Segoe UI Symbol" w:cs="Segoe UI Symbol"/>
-                <w:b/>
-                <w:bCs/>
-              </w:rPr>
-              <w:t>is_emergency</w:t>
-            </w:r>
-            <w:proofErr w:type="spellEnd"/>
-            <w:r>
-              <w:rPr>
-                <w:rFonts w:ascii="Segoe UI Symbol" w:hAnsi="Segoe UI Symbol" w:cs="Segoe UI Symbol"/>
-                <w:b/>
-                <w:bCs/>
-              </w:rPr>
-              <w:t>}}</w:t>
+              <w:t>{{is_emergency}}</w:t>
             </w:r>
           </w:p>
         </w:tc>
@@ -1502,37 +902,8 @@
             <w:gridSpan w:val="3"/>
           </w:tcPr>
           <w:p>
-            <w:proofErr w:type="spellStart"/>
-            <w:r>
-              <w:t>Dampak</w:t>
-            </w:r>
-            <w:proofErr w:type="spellEnd"/>
-            <w:r>
-              <w:t xml:space="preserve"> </w:t>
-            </w:r>
-            <w:proofErr w:type="spellStart"/>
-            <w:r>
-              <w:t>terhadap</w:t>
-            </w:r>
-            <w:proofErr w:type="spellEnd"/>
-            <w:r>
-              <w:t xml:space="preserve"> </w:t>
-            </w:r>
-            <w:proofErr w:type="spellStart"/>
-            <w:r>
-              <w:t>lingkungan</w:t>
-            </w:r>
-            <w:proofErr w:type="spellEnd"/>
-            <w:r>
-              <w:t xml:space="preserve"> </w:t>
-            </w:r>
-            <w:proofErr w:type="spellStart"/>
-            <w:r>
-              <w:t>produksi</w:t>
-            </w:r>
-            <w:proofErr w:type="spellEnd"/>
-            <w:r>
-              <w:t>:</w:t>
+            <w:r>
+              <w:t>Dampak terhadap lingkungan produksi:</w:t>
             </w:r>
           </w:p>
         </w:tc>
@@ -1542,21 +913,8 @@
             <w:gridSpan w:val="10"/>
           </w:tcPr>
           <w:p>
-            <w:proofErr w:type="gramStart"/>
-            <w:r>
-              <w:t xml:space="preserve">{{ </w:t>
-            </w:r>
-            <w:proofErr w:type="spellStart"/>
-            <w:r>
-              <w:t>dampak</w:t>
-            </w:r>
-            <w:proofErr w:type="gramEnd"/>
-            <w:r>
-              <w:t>_produksi</w:t>
-            </w:r>
-            <w:proofErr w:type="spellEnd"/>
-            <w:r>
-              <w:t xml:space="preserve"> }}</w:t>
+            <w:r>
+              <w:t>{{ dampak_produksi }}</w:t>
             </w:r>
           </w:p>
         </w:tc>
@@ -1573,24 +931,7 @@
           </w:tcPr>
           <w:p>
             <w:r>
-              <w:t>Upaya / Tindakan</w:t>
-            </w:r>
-            <w:r>
-              <w:t xml:space="preserve"> y</w:t>
-            </w:r>
-            <w:r>
-              <w:t>ang</w:t>
-            </w:r>
-            <w:r>
-              <w:t xml:space="preserve"> </w:t>
-            </w:r>
-            <w:proofErr w:type="spellStart"/>
-            <w:r>
-              <w:t>diperlukan</w:t>
-            </w:r>
-            <w:proofErr w:type="spellEnd"/>
-            <w:r>
-              <w:t>:</w:t>
+              <w:t>Upaya / Tindakan yang diperlukan:</w:t>
             </w:r>
           </w:p>
         </w:tc>
@@ -1600,21 +941,8 @@
             <w:gridSpan w:val="10"/>
           </w:tcPr>
           <w:p>
-            <w:proofErr w:type="gramStart"/>
-            <w:r>
-              <w:t xml:space="preserve">{{ </w:t>
-            </w:r>
-            <w:proofErr w:type="spellStart"/>
-            <w:r>
-              <w:t>upaya</w:t>
-            </w:r>
-            <w:proofErr w:type="gramEnd"/>
-            <w:r>
-              <w:t>_diperlukan</w:t>
-            </w:r>
-            <w:proofErr w:type="spellEnd"/>
-            <w:r>
-              <w:t xml:space="preserve"> }}</w:t>
+            <w:r>
+              <w:t>{{ upaya_diperlukan }}</w:t>
             </w:r>
           </w:p>
         </w:tc>
@@ -1630,29 +958,8 @@
             <w:gridSpan w:val="4"/>
           </w:tcPr>
           <w:p>
-            <w:proofErr w:type="spellStart"/>
-            <w:r>
-              <w:t>Kebutuhan</w:t>
-            </w:r>
-            <w:proofErr w:type="spellEnd"/>
-            <w:r>
-              <w:t xml:space="preserve"> </w:t>
-            </w:r>
-            <w:proofErr w:type="spellStart"/>
-            <w:r>
-              <w:t>Sumber</w:t>
-            </w:r>
-            <w:proofErr w:type="spellEnd"/>
-            <w:r>
-              <w:t xml:space="preserve"> </w:t>
-            </w:r>
-            <w:proofErr w:type="spellStart"/>
-            <w:r>
-              <w:t>daya</w:t>
-            </w:r>
-            <w:proofErr w:type="spellEnd"/>
-            <w:r>
-              <w:t>: (personal, h/w, s/w)</w:t>
+            <w:r>
+              <w:t>Kebutuhan Sumber daya: (personal, h/w, s/w)</w:t>
             </w:r>
           </w:p>
         </w:tc>
@@ -1662,21 +969,8 @@
             <w:gridSpan w:val="9"/>
           </w:tcPr>
           <w:p>
-            <w:proofErr w:type="gramStart"/>
-            <w:r>
-              <w:t xml:space="preserve">{{ </w:t>
-            </w:r>
-            <w:proofErr w:type="spellStart"/>
-            <w:r>
-              <w:t>kebutuhan</w:t>
-            </w:r>
-            <w:proofErr w:type="gramEnd"/>
-            <w:r>
-              <w:t>_sdm</w:t>
-            </w:r>
-            <w:proofErr w:type="spellEnd"/>
-            <w:r>
-              <w:t xml:space="preserve"> }}</w:t>
+            <w:r>
+              <w:t>{{ kebutuhan_sdm }}</w:t>
             </w:r>
           </w:p>
         </w:tc>
@@ -1692,29 +986,8 @@
             <w:gridSpan w:val="4"/>
           </w:tcPr>
           <w:p>
-            <w:proofErr w:type="spellStart"/>
-            <w:r>
-              <w:t>Penjelasan</w:t>
-            </w:r>
-            <w:proofErr w:type="spellEnd"/>
-            <w:r>
-              <w:t xml:space="preserve"> </w:t>
-            </w:r>
-            <w:proofErr w:type="spellStart"/>
-            <w:r>
-              <w:t>Rencana</w:t>
-            </w:r>
-            <w:proofErr w:type="spellEnd"/>
-            <w:r>
-              <w:t xml:space="preserve"> </w:t>
-            </w:r>
-            <w:proofErr w:type="spellStart"/>
-            <w:r>
-              <w:t>Pengujian</w:t>
-            </w:r>
-            <w:proofErr w:type="spellEnd"/>
-            <w:r>
-              <w:t>:</w:t>
+            <w:r>
+              <w:t>Penjelasan Rencana Pengujian:</w:t>
             </w:r>
           </w:p>
         </w:tc>
@@ -1724,21 +997,8 @@
             <w:gridSpan w:val="7"/>
           </w:tcPr>
           <w:p>
-            <w:proofErr w:type="gramStart"/>
-            <w:r>
-              <w:t xml:space="preserve">{{ </w:t>
-            </w:r>
-            <w:proofErr w:type="spellStart"/>
-            <w:r>
-              <w:t>rencana</w:t>
-            </w:r>
-            <w:proofErr w:type="gramEnd"/>
-            <w:r>
-              <w:t>_pengujian</w:t>
-            </w:r>
-            <w:proofErr w:type="spellEnd"/>
-            <w:r>
-              <w:t xml:space="preserve"> }}</w:t>
+            <w:r>
+              <w:t>{{ rencana_pengujian }}</w:t>
             </w:r>
           </w:p>
         </w:tc>
@@ -1773,55 +1033,7 @@
                 <w:b/>
                 <w:bCs/>
               </w:rPr>
-              <w:t>Change Approval or/Rejection (</w:t>
-            </w:r>
-            <w:proofErr w:type="spellStart"/>
-            <w:r>
-              <w:rPr>
-                <w:b/>
-                <w:bCs/>
-              </w:rPr>
-              <w:t>diisi</w:t>
-            </w:r>
-            <w:proofErr w:type="spellEnd"/>
-            <w:r>
-              <w:rPr>
-                <w:b/>
-                <w:bCs/>
-              </w:rPr>
-              <w:t xml:space="preserve"> oleh </w:t>
-            </w:r>
-            <w:proofErr w:type="spellStart"/>
-            <w:r>
-              <w:rPr>
-                <w:b/>
-                <w:bCs/>
-              </w:rPr>
-              <w:t>Pemberi</w:t>
-            </w:r>
-            <w:proofErr w:type="spellEnd"/>
-            <w:r>
-              <w:rPr>
-                <w:b/>
-                <w:bCs/>
-              </w:rPr>
-              <w:t xml:space="preserve"> </w:t>
-            </w:r>
-            <w:proofErr w:type="spellStart"/>
-            <w:r>
-              <w:rPr>
-                <w:b/>
-                <w:bCs/>
-              </w:rPr>
-              <w:t>Persetujuan</w:t>
-            </w:r>
-            <w:proofErr w:type="spellEnd"/>
-            <w:r>
-              <w:rPr>
-                <w:b/>
-                <w:bCs/>
-              </w:rPr>
-              <w:t>)</w:t>
+              <w:t>Change Approval or/Rejection (diisi oleh Pemberi Persetujuan)</w:t>
             </w:r>
           </w:p>
         </w:tc>
@@ -1848,33 +1060,9 @@
                 <w:b/>
                 <w:bCs/>
               </w:rPr>
-              <w:t xml:space="preserve">Status </w:t>
-            </w:r>
-            <w:proofErr w:type="spellStart"/>
-            <w:r>
-              <w:rPr>
-                <w:b/>
-                <w:bCs/>
-              </w:rPr>
-              <w:t>Permintaan</w:t>
-            </w:r>
-            <w:proofErr w:type="spellEnd"/>
-            <w:r>
-              <w:rPr>
-                <w:b/>
-                <w:bCs/>
-              </w:rPr>
-              <w:t xml:space="preserve"> </w:t>
-            </w:r>
-            <w:proofErr w:type="spellStart"/>
-            <w:r>
-              <w:rPr>
-                <w:b/>
-                <w:bCs/>
-              </w:rPr>
-              <w:t>perubahan</w:t>
-            </w:r>
-            <w:proofErr w:type="spellEnd"/>
+              <w:lastRenderedPageBreak/>
+              <w:t>Status Permintaan perubahan</w:t>
+            </w:r>
           </w:p>
         </w:tc>
         <w:tc>
@@ -1897,25 +1085,7 @@
                 <w:b/>
                 <w:bCs/>
               </w:rPr>
-              <w:t>{{</w:t>
-            </w:r>
-            <w:proofErr w:type="spellStart"/>
-            <w:r>
-              <w:rPr>
-                <w:rFonts w:ascii="Segoe UI Symbol" w:hAnsi="Segoe UI Symbol"/>
-                <w:b/>
-                <w:bCs/>
-              </w:rPr>
-              <w:t>status_diterima</w:t>
-            </w:r>
-            <w:proofErr w:type="spellEnd"/>
-            <w:r>
-              <w:rPr>
-                <w:rFonts w:ascii="Segoe UI Symbol" w:hAnsi="Segoe UI Symbol"/>
-                <w:b/>
-                <w:bCs/>
-              </w:rPr>
-              <w:t>}}</w:t>
+              <w:t>{{status_diterima}}</w:t>
             </w:r>
           </w:p>
         </w:tc>
@@ -1931,7 +1101,6 @@
                 <w:bCs/>
               </w:rPr>
             </w:pPr>
-            <w:proofErr w:type="spellStart"/>
             <w:r>
               <w:rPr>
                 <w:b/>
@@ -1939,7 +1108,6 @@
               </w:rPr>
               <w:t>Diterima</w:t>
             </w:r>
-            <w:proofErr w:type="spellEnd"/>
           </w:p>
         </w:tc>
         <w:tc>
@@ -1962,25 +1130,7 @@
                 <w:b/>
                 <w:bCs/>
               </w:rPr>
-              <w:t>{{</w:t>
-            </w:r>
-            <w:proofErr w:type="spellStart"/>
-            <w:r>
-              <w:rPr>
-                <w:rFonts w:ascii="Segoe UI Symbol" w:hAnsi="Segoe UI Symbol"/>
-                <w:b/>
-                <w:bCs/>
-              </w:rPr>
-              <w:t>status_ditolak</w:t>
-            </w:r>
-            <w:proofErr w:type="spellEnd"/>
-            <w:r>
-              <w:rPr>
-                <w:rFonts w:ascii="Segoe UI Symbol" w:hAnsi="Segoe UI Symbol"/>
-                <w:b/>
-                <w:bCs/>
-              </w:rPr>
-              <w:t>}}</w:t>
+              <w:t>{{status_ditolak}}</w:t>
             </w:r>
           </w:p>
         </w:tc>
@@ -1995,7 +1145,6 @@
                 <w:bCs/>
               </w:rPr>
             </w:pPr>
-            <w:proofErr w:type="spellStart"/>
             <w:r>
               <w:rPr>
                 <w:b/>
@@ -2003,7 +1152,6 @@
               </w:rPr>
               <w:t>Ditolak</w:t>
             </w:r>
-            <w:proofErr w:type="spellEnd"/>
           </w:p>
         </w:tc>
       </w:tr>
@@ -2018,30 +1166,8 @@
             <w:gridSpan w:val="3"/>
           </w:tcPr>
           <w:p>
-            <w:proofErr w:type="spellStart"/>
-            <w:r>
-              <w:lastRenderedPageBreak/>
-              <w:t>Tanggal</w:t>
-            </w:r>
-            <w:proofErr w:type="spellEnd"/>
-            <w:r>
-              <w:t xml:space="preserve"> </w:t>
-            </w:r>
-            <w:proofErr w:type="spellStart"/>
-            <w:r>
-              <w:t>pelaksanaan</w:t>
-            </w:r>
-            <w:proofErr w:type="spellEnd"/>
-            <w:r>
-              <w:t xml:space="preserve"> </w:t>
-            </w:r>
-            <w:proofErr w:type="spellStart"/>
-            <w:r>
-              <w:t>perubahan</w:t>
-            </w:r>
-            <w:proofErr w:type="spellEnd"/>
-            <w:r>
-              <w:t>:</w:t>
+            <w:r>
+              <w:t>Tanggal pelaksanaan perubahan:</w:t>
             </w:r>
           </w:p>
         </w:tc>
@@ -2051,21 +1177,8 @@
             <w:gridSpan w:val="10"/>
           </w:tcPr>
           <w:p>
-            <w:proofErr w:type="gramStart"/>
-            <w:r>
-              <w:t xml:space="preserve">{{ </w:t>
-            </w:r>
-            <w:proofErr w:type="spellStart"/>
-            <w:r>
-              <w:t>tgl</w:t>
-            </w:r>
-            <w:proofErr w:type="gramEnd"/>
-            <w:r>
-              <w:t>_pelaksana</w:t>
-            </w:r>
-            <w:proofErr w:type="spellEnd"/>
-            <w:r>
-              <w:t xml:space="preserve"> }}</w:t>
+            <w:r>
+              <w:t>{{ tanggal_pelaksanaan }}</w:t>
             </w:r>
           </w:p>
         </w:tc>
@@ -2088,39 +1201,7 @@
               </w:rPr>
             </w:pPr>
             <w:r>
-              <w:t xml:space="preserve">PIC </w:t>
-            </w:r>
-            <w:proofErr w:type="spellStart"/>
-            <w:r>
-              <w:t>Pelaksana</w:t>
-            </w:r>
-            <w:proofErr w:type="spellEnd"/>
-            <w:r>
-              <w:t xml:space="preserve"> </w:t>
-            </w:r>
-            <w:proofErr w:type="spellStart"/>
-            <w:r>
-              <w:t>perubahan</w:t>
-            </w:r>
-            <w:proofErr w:type="spellEnd"/>
-            <w:r>
-              <w:t xml:space="preserve">: </w:t>
-            </w:r>
-            <w:proofErr w:type="gramStart"/>
-            <w:r>
-              <w:t xml:space="preserve">{{ </w:t>
-            </w:r>
-            <w:proofErr w:type="spellStart"/>
-            <w:r>
-              <w:t>pic</w:t>
-            </w:r>
-            <w:proofErr w:type="gramEnd"/>
-            <w:r>
-              <w:t>_pelaksana</w:t>
-            </w:r>
-            <w:proofErr w:type="spellEnd"/>
-            <w:r>
-              <w:t xml:space="preserve"> }}</w:t>
+              <w:t>PIC Pelaksana perubahan: {{ pic_pelaksana }}</w:t>
             </w:r>
           </w:p>
         </w:tc>
@@ -2130,13 +1211,8 @@
     <w:p/>
     <w:p>
       <w:bookmarkStart w:id="0" w:name="_Hlk216772573"/>
-      <w:proofErr w:type="spellStart"/>
       <w:r>
-        <w:t>Klasifikasi</w:t>
-      </w:r>
-      <w:proofErr w:type="spellEnd"/>
-      <w:r>
-        <w:t>: Internal</w:t>
+        <w:t>Klasifikasi: Internal</w:t>
       </w:r>
       <w:r>
         <w:tab/>
@@ -2167,7 +1243,6 @@
         <w:t>Hal: 1 / 1</w:t>
       </w:r>
     </w:p>
-    <w:bookmarkEnd w:id="0"/>
     <w:p/>
     <w:tbl>
       <w:tblPr>
@@ -2185,30 +1260,18 @@
       </w:tblGrid>
       <w:tr>
         <w:trPr>
-          <w:trHeight w:val="1104"/>
+          <w:trHeight w:val="1027"/>
         </w:trPr>
         <w:tc>
           <w:tcPr>
             <w:tcW w:w="2547" w:type="dxa"/>
             <w:gridSpan w:val="2"/>
           </w:tcPr>
-          <w:p>
-            <w:r>
-              <w:t xml:space="preserve">Tanda </w:t>
-            </w:r>
-            <w:proofErr w:type="spellStart"/>
-            <w:r>
-              <w:t>tangan</w:t>
-            </w:r>
-            <w:proofErr w:type="spellEnd"/>
-            <w:r>
-              <w:t xml:space="preserve"> </w:t>
-            </w:r>
-            <w:proofErr w:type="spellStart"/>
-            <w:r>
-              <w:t>persetujuan</w:t>
-            </w:r>
-            <w:proofErr w:type="spellEnd"/>
+          <w:bookmarkEnd w:id="0"/>
+          <w:p>
+            <w:r>
+              <w:t>Tanda tangan persetujuan</w:t>
+            </w:r>
           </w:p>
         </w:tc>
         <w:tc>
@@ -2216,24 +1279,14 @@
             <w:tcW w:w="6514" w:type="dxa"/>
             <w:gridSpan w:val="3"/>
           </w:tcPr>
-          <w:p>
-            <w:proofErr w:type="gramStart"/>
-            <w:r>
-              <w:t xml:space="preserve">{{ </w:t>
-            </w:r>
-            <w:proofErr w:type="spellStart"/>
-            <w:r>
-              <w:t>tanda</w:t>
-            </w:r>
-            <w:proofErr w:type="gramEnd"/>
-            <w:r>
-              <w:t>_tangan_persetujuan</w:t>
-            </w:r>
-            <w:proofErr w:type="spellEnd"/>
-            <w:r>
-              <w:t xml:space="preserve"> }}</w:t>
-            </w:r>
-          </w:p>
+          <w:p/>
+          <w:p>
+            <w:r>
+              <w:t>{{ tanda_tangan_persetujuan }}</w:t>
+            </w:r>
+          </w:p>
+          <w:p/>
+          <w:p/>
         </w:tc>
       </w:tr>
       <w:tr>
@@ -2251,85 +1304,12 @@
                 <w:bCs/>
               </w:rPr>
             </w:pPr>
-            <w:proofErr w:type="spellStart"/>
-            <w:r>
-              <w:rPr>
-                <w:b/>
-                <w:bCs/>
-              </w:rPr>
-              <w:t>Implementasi</w:t>
-            </w:r>
-            <w:proofErr w:type="spellEnd"/>
-            <w:r>
-              <w:rPr>
-                <w:b/>
-                <w:bCs/>
-              </w:rPr>
-              <w:t xml:space="preserve"> </w:t>
-            </w:r>
-            <w:proofErr w:type="spellStart"/>
-            <w:r>
-              <w:rPr>
-                <w:b/>
-                <w:bCs/>
-              </w:rPr>
-              <w:t>Perubahan</w:t>
-            </w:r>
-            <w:proofErr w:type="spellEnd"/>
-            <w:r>
-              <w:rPr>
-                <w:b/>
-                <w:bCs/>
-              </w:rPr>
-              <w:t xml:space="preserve"> (</w:t>
-            </w:r>
-            <w:proofErr w:type="spellStart"/>
-            <w:r>
-              <w:rPr>
-                <w:b/>
-                <w:bCs/>
-              </w:rPr>
-              <w:t>rilis</w:t>
-            </w:r>
-            <w:proofErr w:type="spellEnd"/>
-            <w:r>
-              <w:rPr>
-                <w:b/>
-                <w:bCs/>
-              </w:rPr>
-              <w:t>) (</w:t>
-            </w:r>
-            <w:proofErr w:type="spellStart"/>
-            <w:r>
-              <w:rPr>
-                <w:b/>
-                <w:bCs/>
-              </w:rPr>
-              <w:t>diisi</w:t>
-            </w:r>
-            <w:proofErr w:type="spellEnd"/>
-            <w:r>
-              <w:rPr>
-                <w:b/>
-                <w:bCs/>
-              </w:rPr>
-              <w:t xml:space="preserve"> oleh </w:t>
-            </w:r>
-            <w:proofErr w:type="spellStart"/>
-            <w:r>
-              <w:rPr>
-                <w:b/>
-                <w:bCs/>
-              </w:rPr>
-              <w:t>Pelaksana</w:t>
-            </w:r>
-            <w:proofErr w:type="spellEnd"/>
-            <w:r>
-              <w:rPr>
-                <w:b/>
-                <w:bCs/>
-              </w:rPr>
-              <w:t>)</w:t>
+            <w:r>
+              <w:rPr>
+                <w:b/>
+                <w:bCs/>
+              </w:rPr>
+              <w:t>Implementasi Perubahan (rilis) (diisi oleh Pelaksana)</w:t>
             </w:r>
           </w:p>
         </w:tc>
@@ -2342,47 +1322,7 @@
           </w:tcPr>
           <w:p>
             <w:r>
-              <w:t xml:space="preserve">Hasil </w:t>
-            </w:r>
-            <w:proofErr w:type="spellStart"/>
-            <w:r>
-              <w:t>pengujian</w:t>
-            </w:r>
-            <w:proofErr w:type="spellEnd"/>
-            <w:r>
-              <w:t xml:space="preserve"> </w:t>
-            </w:r>
-            <w:proofErr w:type="spellStart"/>
-            <w:r>
-              <w:t>Implementasi</w:t>
-            </w:r>
-            <w:proofErr w:type="spellEnd"/>
-            <w:r>
-              <w:t xml:space="preserve">: </w:t>
-            </w:r>
-            <w:proofErr w:type="gramStart"/>
-            <w:r>
-              <w:t xml:space="preserve">{{ </w:t>
-            </w:r>
-            <w:proofErr w:type="spellStart"/>
-            <w:r>
-              <w:t>hasil</w:t>
-            </w:r>
-            <w:proofErr w:type="gramEnd"/>
-            <w:r>
-              <w:t>_pengujian_</w:t>
-            </w:r>
-            <w:proofErr w:type="gramStart"/>
-            <w:r>
-              <w:t>implementasi</w:t>
-            </w:r>
-            <w:proofErr w:type="spellEnd"/>
-            <w:r>
-              <w:t xml:space="preserve"> }</w:t>
-            </w:r>
-            <w:proofErr w:type="gramEnd"/>
-            <w:r>
-              <w:t>}</w:t>
+              <w:t>Hasil pengujian Implementasi: {{ hasil_pengujian_implementasi }}</w:t>
             </w:r>
           </w:p>
           <w:p/>
@@ -2394,43 +1334,9 @@
             <w:tcW w:w="1980" w:type="dxa"/>
           </w:tcPr>
           <w:p>
-            <w:proofErr w:type="spellStart"/>
-            <w:r>
-              <w:t>Tanggal</w:t>
-            </w:r>
-            <w:proofErr w:type="spellEnd"/>
-            <w:r>
-              <w:t xml:space="preserve"> </w:t>
-            </w:r>
-            <w:proofErr w:type="spellStart"/>
-            <w:r>
-              <w:t>rilis</w:t>
-            </w:r>
-            <w:proofErr w:type="spellEnd"/>
-            <w:r>
-              <w:t xml:space="preserve"> </w:t>
-            </w:r>
-            <w:proofErr w:type="spellStart"/>
-            <w:r>
-              <w:t>ke</w:t>
-            </w:r>
-            <w:proofErr w:type="spellEnd"/>
-            <w:r>
-              <w:t xml:space="preserve"> </w:t>
-            </w:r>
-            <w:proofErr w:type="spellStart"/>
-            <w:r>
-              <w:t>lingkungan</w:t>
-            </w:r>
-            <w:proofErr w:type="spellEnd"/>
-            <w:r>
-              <w:t xml:space="preserve"> </w:t>
-            </w:r>
-            <w:proofErr w:type="spellStart"/>
-            <w:r>
-              <w:t>operasional</w:t>
-            </w:r>
-            <w:proofErr w:type="spellEnd"/>
+            <w:r>
+              <w:t>Tanggal rilis ke lingkungan operasional</w:t>
+            </w:r>
           </w:p>
         </w:tc>
         <w:tc>
@@ -2439,21 +1345,8 @@
             <w:gridSpan w:val="2"/>
           </w:tcPr>
           <w:p>
-            <w:proofErr w:type="gramStart"/>
-            <w:r>
-              <w:t xml:space="preserve">{{ </w:t>
-            </w:r>
-            <w:proofErr w:type="spellStart"/>
-            <w:r>
-              <w:t>tgl</w:t>
-            </w:r>
-            <w:proofErr w:type="gramEnd"/>
-            <w:r>
-              <w:t>_rilis</w:t>
-            </w:r>
-            <w:proofErr w:type="spellEnd"/>
-            <w:r>
-              <w:t xml:space="preserve"> }}</w:t>
+            <w:r>
+              <w:t>{{ tanggal_rilis }}</w:t>
             </w:r>
           </w:p>
         </w:tc>
@@ -2477,15 +1370,7 @@
           </w:tcPr>
           <w:p>
             <w:r>
-              <w:t xml:space="preserve">Tanda </w:t>
-            </w:r>
-            <w:proofErr w:type="spellStart"/>
-            <w:r>
-              <w:t>tangan</w:t>
-            </w:r>
-            <w:proofErr w:type="spellEnd"/>
-            <w:r>
-              <w:t xml:space="preserve"> PIC:</w:t>
+              <w:t>Tanda tangan PIC:</w:t>
             </w:r>
           </w:p>
         </w:tc>
@@ -2494,48 +1379,22 @@
             <w:tcW w:w="3260" w:type="dxa"/>
             <w:gridSpan w:val="2"/>
           </w:tcPr>
-          <w:p>
-            <w:proofErr w:type="gramStart"/>
-            <w:r>
-              <w:t xml:space="preserve">{{ </w:t>
-            </w:r>
-            <w:proofErr w:type="spellStart"/>
-            <w:r>
-              <w:t>tanda</w:t>
-            </w:r>
-            <w:proofErr w:type="gramEnd"/>
-            <w:r>
-              <w:t>_tangan_</w:t>
-            </w:r>
-            <w:proofErr w:type="gramStart"/>
-            <w:r>
-              <w:t>pic</w:t>
-            </w:r>
-            <w:proofErr w:type="spellEnd"/>
-            <w:r>
-              <w:t xml:space="preserve"> }</w:t>
-            </w:r>
-            <w:proofErr w:type="gramEnd"/>
-            <w:r>
-              <w:t>}</w:t>
+          <w:p/>
+          <w:p>
+            <w:r>
+              <w:t>{{ tanda_tangan_pic }}</w:t>
             </w:r>
           </w:p>
           <w:p/>
           <w:p/>
-          <w:p/>
         </w:tc>
         <w:tc>
           <w:tcPr>
             <w:tcW w:w="1134" w:type="dxa"/>
           </w:tcPr>
           <w:p>
-            <w:proofErr w:type="spellStart"/>
-            <w:r>
-              <w:t>Tanggal</w:t>
-            </w:r>
-            <w:proofErr w:type="spellEnd"/>
-            <w:r>
-              <w:t>:</w:t>
+            <w:r>
+              <w:t>Tanggal:</w:t>
             </w:r>
           </w:p>
         </w:tc>
@@ -2544,24 +1403,8 @@
             <w:tcW w:w="2687" w:type="dxa"/>
           </w:tcPr>
           <w:p>
-            <w:proofErr w:type="gramStart"/>
-            <w:r>
-              <w:t xml:space="preserve">{{ </w:t>
-            </w:r>
-            <w:proofErr w:type="spellStart"/>
-            <w:r>
-              <w:t>tgl</w:t>
-            </w:r>
-            <w:proofErr w:type="gramEnd"/>
-            <w:r>
-              <w:t>_</w:t>
-            </w:r>
-            <w:r>
-              <w:t>implementasi</w:t>
-            </w:r>
-            <w:proofErr w:type="spellEnd"/>
-            <w:r>
-              <w:t xml:space="preserve"> }}</w:t>
+            <w:r>
+              <w:t>{{ tanggal_implementasi }}</w:t>
             </w:r>
           </w:p>
         </w:tc>
@@ -2572,29 +1415,19 @@
     <w:p/>
     <w:p/>
     <w:p/>
-    <w:p/>
-    <w:p/>
-    <w:p/>
-    <w:p/>
-    <w:p/>
-    <w:p/>
-    <w:p/>
-    <w:p/>
-    <w:p/>
-    <w:p/>
+    <w:p>
+      <w:r>
+        <w:t>Siapa punya aku lapar mama</w:t>
+      </w:r>
+    </w:p>
     <w:p/>
     <w:p/>
     <w:p/>
     <w:p/>
     <w:p/>
     <w:p>
-      <w:proofErr w:type="spellStart"/>
       <w:r>
-        <w:t>Klasifikasi</w:t>
-      </w:r>
-      <w:proofErr w:type="spellEnd"/>
-      <w:r>
-        <w:t>: Internal</w:t>
+        <w:t>Klasifikasi: Internal</w:t>
       </w:r>
       <w:r>
         <w:tab/>
@@ -2625,6 +1458,7 @@
         <w:t>Hal: 2 / 1</w:t>
       </w:r>
     </w:p>
+    <w:p/>
     <w:sectPr>
       <w:pgSz w:w="11906" w:h="16838"/>
       <w:pgMar w:top="1701" w:right="1134" w:bottom="1134" w:left="1701" w:header="709" w:footer="709" w:gutter="0"/>
@@ -2633,6 +1467,56 @@
     </w:sectPr>
   </w:body>
 </w:document>
+</file>
+
+<file path=word/endnotes.xml><?xml version="1.0" encoding="utf-8"?>
+<w:endnotes xmlns:wpc="http://schemas.microsoft.com/office/word/2010/wordprocessingCanvas" xmlns:cx="http://schemas.microsoft.com/office/drawing/2014/chartex" xmlns:cx1="http://schemas.microsoft.com/office/drawing/2015/9/8/chartex" xmlns:cx2="http://schemas.microsoft.com/office/drawing/2015/10/21/chartex" xmlns:cx3="http://schemas.microsoft.com/office/drawing/2016/5/9/chartex" xmlns:cx4="http://schemas.microsoft.com/office/drawing/2016/5/10/chartex" xmlns:cx5="http://schemas.microsoft.com/office/drawing/2016/5/11/chartex" xmlns:cx6="http://schemas.microsoft.com/office/drawing/2016/5/12/chartex" xmlns:cx7="http://schemas.microsoft.com/office/drawing/2016/5/13/chartex" xmlns:cx8="http://schemas.microsoft.com/office/drawing/2016/5/14/chartex" xmlns:mc="http://schemas.openxmlformats.org/markup-compatibility/2006" xmlns:aink="http://schemas.microsoft.com/office/drawing/2016/ink" xmlns:am3d="http://schemas.microsoft.com/office/drawing/2017/model3d" xmlns:o="urn:schemas-microsoft-com:office:office" xmlns:oel="http://schemas.microsoft.com/office/2019/extlst" xmlns:r="http://schemas.openxmlformats.org/officeDocument/2006/relationships" xmlns:m="http://schemas.openxmlformats.org/officeDocument/2006/math" xmlns:v="urn:schemas-microsoft-com:vml" xmlns:wp14="http://schemas.microsoft.com/office/word/2010/wordprocessingDrawing" xmlns:wp="http://schemas.openxmlformats.org/drawingml/2006/wordprocessingDrawing" xmlns:w10="urn:schemas-microsoft-com:office:word" xmlns:w="http://schemas.openxmlformats.org/wordprocessingml/2006/main" xmlns:w14="http://schemas.microsoft.com/office/word/2010/wordml" xmlns:w15="http://schemas.microsoft.com/office/word/2012/wordml" xmlns:w16cex="http://schemas.microsoft.com/office/word/2018/wordml/cex" xmlns:w16cid="http://schemas.microsoft.com/office/word/2016/wordml/cid" xmlns:w16="http://schemas.microsoft.com/office/word/2018/wordml" xmlns:w16du="http://schemas.microsoft.com/office/word/2023/wordml/word16du" xmlns:w16sdtdh="http://schemas.microsoft.com/office/word/2020/wordml/sdtdatahash" xmlns:w16sdtfl="http://schemas.microsoft.com/office/word/2024/wordml/sdtformatlock" xmlns:w16se="http://schemas.microsoft.com/office/word/2015/wordml/symex" xmlns:wpg="http://schemas.microsoft.com/office/word/2010/wordprocessingGroup" xmlns:wpi="http://schemas.microsoft.com/office/word/2010/wordprocessingInk" xmlns:wne="http://schemas.microsoft.com/office/word/2006/wordml" xmlns:wps="http://schemas.microsoft.com/office/word/2010/wordprocessingShape" mc:Ignorable="w14 w15 w16se w16cid w16 w16cex w16sdtdh w16sdtfl w16du wp14">
+  <w:endnote w:type="separator" w:id="-1">
+    <w:p>
+      <w:pPr>
+        <w:spacing w:after="0" w:line="240" w:lineRule="auto"/>
+      </w:pPr>
+      <w:r>
+        <w:separator/>
+      </w:r>
+    </w:p>
+  </w:endnote>
+  <w:endnote w:type="continuationSeparator" w:id="0">
+    <w:p>
+      <w:pPr>
+        <w:spacing w:after="0" w:line="240" w:lineRule="auto"/>
+      </w:pPr>
+      <w:r>
+        <w:continuationSeparator/>
+      </w:r>
+    </w:p>
+  </w:endnote>
+</w:endnotes>
+</file>
+
+<file path=word/footnotes.xml><?xml version="1.0" encoding="utf-8"?>
+<w:footnotes xmlns:wpc="http://schemas.microsoft.com/office/word/2010/wordprocessingCanvas" xmlns:cx="http://schemas.microsoft.com/office/drawing/2014/chartex" xmlns:cx1="http://schemas.microsoft.com/office/drawing/2015/9/8/chartex" xmlns:cx2="http://schemas.microsoft.com/office/drawing/2015/10/21/chartex" xmlns:cx3="http://schemas.microsoft.com/office/drawing/2016/5/9/chartex" xmlns:cx4="http://schemas.microsoft.com/office/drawing/2016/5/10/chartex" xmlns:cx5="http://schemas.microsoft.com/office/drawing/2016/5/11/chartex" xmlns:cx6="http://schemas.microsoft.com/office/drawing/2016/5/12/chartex" xmlns:cx7="http://schemas.microsoft.com/office/drawing/2016/5/13/chartex" xmlns:cx8="http://schemas.microsoft.com/office/drawing/2016/5/14/chartex" xmlns:mc="http://schemas.openxmlformats.org/markup-compatibility/2006" xmlns:aink="http://schemas.microsoft.com/office/drawing/2016/ink" xmlns:am3d="http://schemas.microsoft.com/office/drawing/2017/model3d" xmlns:o="urn:schemas-microsoft-com:office:office" xmlns:oel="http://schemas.microsoft.com/office/2019/extlst" xmlns:r="http://schemas.openxmlformats.org/officeDocument/2006/relationships" xmlns:m="http://schemas.openxmlformats.org/officeDocument/2006/math" xmlns:v="urn:schemas-microsoft-com:vml" xmlns:wp14="http://schemas.microsoft.com/office/word/2010/wordprocessingDrawing" xmlns:wp="http://schemas.openxmlformats.org/drawingml/2006/wordprocessingDrawing" xmlns:w10="urn:schemas-microsoft-com:office:word" xmlns:w="http://schemas.openxmlformats.org/wordprocessingml/2006/main" xmlns:w14="http://schemas.microsoft.com/office/word/2010/wordml" xmlns:w15="http://schemas.microsoft.com/office/word/2012/wordml" xmlns:w16cex="http://schemas.microsoft.com/office/word/2018/wordml/cex" xmlns:w16cid="http://schemas.microsoft.com/office/word/2016/wordml/cid" xmlns:w16="http://schemas.microsoft.com/office/word/2018/wordml" xmlns:w16du="http://schemas.microsoft.com/office/word/2023/wordml/word16du" xmlns:w16sdtdh="http://schemas.microsoft.com/office/word/2020/wordml/sdtdatahash" xmlns:w16sdtfl="http://schemas.microsoft.com/office/word/2024/wordml/sdtformatlock" xmlns:w16se="http://schemas.microsoft.com/office/word/2015/wordml/symex" xmlns:wpg="http://schemas.microsoft.com/office/word/2010/wordprocessingGroup" xmlns:wpi="http://schemas.microsoft.com/office/word/2010/wordprocessingInk" xmlns:wne="http://schemas.microsoft.com/office/word/2006/wordml" xmlns:wps="http://schemas.microsoft.com/office/word/2010/wordprocessingShape" mc:Ignorable="w14 w15 w16se w16cid w16 w16cex w16sdtdh w16sdtfl w16du wp14">
+  <w:footnote w:type="separator" w:id="-1">
+    <w:p>
+      <w:pPr>
+        <w:spacing w:after="0" w:line="240" w:lineRule="auto"/>
+      </w:pPr>
+      <w:r>
+        <w:separator/>
+      </w:r>
+    </w:p>
+  </w:footnote>
+  <w:footnote w:type="continuationSeparator" w:id="0">
+    <w:p>
+      <w:pPr>
+        <w:spacing w:after="0" w:line="240" w:lineRule="auto"/>
+      </w:pPr>
+      <w:r>
+        <w:continuationSeparator/>
+      </w:r>
+    </w:p>
+  </w:footnote>
+</w:footnotes>
 </file>
 
 <file path=word/styles.xml><?xml version="1.0" encoding="utf-8"?>
@@ -3035,6 +1919,7 @@
   <w:style w:type="paragraph" w:default="1" w:styleId="Normal">
     <w:name w:val="Normal"/>
     <w:qFormat/>
+    <w:rsid w:val="00E76F6D"/>
   </w:style>
   <w:style w:type="paragraph" w:styleId="Judul1">
     <w:name w:val="heading 1"/>
@@ -3570,6 +2455,50 @@
         <w:insideV w:val="single" w:sz="4" w:space="0" w:color="auto"/>
       </w:tblBorders>
     </w:tblPr>
+  </w:style>
+  <w:style w:type="paragraph" w:styleId="Header">
+    <w:name w:val="header"/>
+    <w:basedOn w:val="Normal"/>
+    <w:link w:val="HeaderKAR"/>
+    <w:uiPriority w:val="99"/>
+    <w:unhideWhenUsed/>
+    <w:rsid w:val="00AE1711"/>
+    <w:pPr>
+      <w:tabs>
+        <w:tab w:val="center" w:pos="4513"/>
+        <w:tab w:val="right" w:pos="9026"/>
+      </w:tabs>
+      <w:spacing w:after="0" w:line="240" w:lineRule="auto"/>
+    </w:pPr>
+  </w:style>
+  <w:style w:type="character" w:customStyle="1" w:styleId="HeaderKAR">
+    <w:name w:val="Header KAR"/>
+    <w:basedOn w:val="FontParagrafDefault"/>
+    <w:link w:val="Header"/>
+    <w:uiPriority w:val="99"/>
+    <w:rsid w:val="00AE1711"/>
+  </w:style>
+  <w:style w:type="paragraph" w:styleId="Footer">
+    <w:name w:val="footer"/>
+    <w:basedOn w:val="Normal"/>
+    <w:link w:val="FooterKAR"/>
+    <w:uiPriority w:val="99"/>
+    <w:unhideWhenUsed/>
+    <w:rsid w:val="00AE1711"/>
+    <w:pPr>
+      <w:tabs>
+        <w:tab w:val="center" w:pos="4513"/>
+        <w:tab w:val="right" w:pos="9026"/>
+      </w:tabs>
+      <w:spacing w:after="0" w:line="240" w:lineRule="auto"/>
+    </w:pPr>
+  </w:style>
+  <w:style w:type="character" w:customStyle="1" w:styleId="FooterKAR">
+    <w:name w:val="Footer KAR"/>
+    <w:basedOn w:val="FontParagrafDefault"/>
+    <w:link w:val="Footer"/>
+    <w:uiPriority w:val="99"/>
+    <w:rsid w:val="00AE1711"/>
   </w:style>
 </w:styles>
 </file>
